--- a/downloads/policy-pehealth.docx
+++ b/downloads/policy-pehealth.docx
@@ -50,7 +50,7 @@
         <w:t xml:space="preserve">School:  </w:t>
       </w:r>
       <w:r>
-        <w:t>[School Name]</w:t>
+        <w:t>Ida B. Wells High School</w:t>
       </w:r>
     </w:p>
     <w:p>

--- a/downloads/policy-pehealth.docx
+++ b/downloads/policy-pehealth.docx
@@ -10,7 +10,7 @@
           <w:color w:val="1D4ED8"/>
           <w:sz w:val="40"/>
         </w:rPr>
-        <w:t>Department AI Use Policy — PE / Health</w:t>
+        <w:t>Department AI Use Policy, PE / Health</w:t>
       </w:r>
     </w:p>
     <w:p>
@@ -105,7 +105,7 @@
         <w:spacing w:after="120"/>
       </w:pPr>
       <w:r>
-        <w:t>AI can help design healthy activities and explain wellness concepts, but health decisions must be based on reliable, verifiable information — not AI guesses. Never use AI for personal health advice.</w:t>
+        <w:t>AI can help design healthy activities and explain wellness concepts, but health decisions must be based on reliable, verifiable information, not AI guesses. Never use AI for personal health advice.</w:t>
       </w:r>
     </w:p>
     <w:p>
